--- a/public/templates/CT03_Phieu-danh-gia-ung-vien_mau-trang.docx
+++ b/public/templates/CT03_Phieu-danh-gia-ung-vien_mau-trang.docx
@@ -87,9 +87,6 @@
           <w:insideH w:val="none" w:color="FFFFFF" w:sz="0"/>
           <w:insideV w:val="none" w:color="FFFFFF" w:sz="0"/>
         </w:tblBorders>
-        <w:tblCellMar>
-          <w:bottom w:type="dxa" w:w="200"/>
-        </w:tblCellMar>
       </w:tblPr>
       <w:tblGrid>
         <w:gridCol w:w="4680"/>
@@ -105,7 +102,7 @@
             <w:tcMar>
               <w:top w:type="dxa" w:w="0"/>
               <w:left w:type="dxa" w:w="0"/>
-              <w:bottom w:type="dxa" w:w="0"/>
+              <w:bottom w:type="dxa" w:w="200"/>
               <w:right w:type="dxa" w:w="160"/>
             </w:tcMar>
           </w:tcPr>
@@ -130,7 +127,7 @@
             <w:tcMar>
               <w:top w:type="dxa" w:w="0"/>
               <w:left w:type="dxa" w:w="0"/>
-              <w:bottom w:type="dxa" w:w="0"/>
+              <w:bottom w:type="dxa" w:w="200"/>
               <w:right w:type="dxa" w:w="0"/>
             </w:tcMar>
           </w:tcPr>
@@ -162,9 +159,6 @@
           <w:insideH w:val="none" w:color="FFFFFF" w:sz="0"/>
           <w:insideV w:val="none" w:color="FFFFFF" w:sz="0"/>
         </w:tblBorders>
-        <w:tblCellMar>
-          <w:bottom w:type="dxa" w:w="200"/>
-        </w:tblCellMar>
       </w:tblPr>
       <w:tblGrid>
         <w:gridCol w:w="4680"/>
@@ -180,7 +174,7 @@
             <w:tcMar>
               <w:top w:type="dxa" w:w="0"/>
               <w:left w:type="dxa" w:w="0"/>
-              <w:bottom w:type="dxa" w:w="0"/>
+              <w:bottom w:type="dxa" w:w="200"/>
               <w:right w:type="dxa" w:w="160"/>
             </w:tcMar>
           </w:tcPr>
@@ -205,7 +199,7 @@
             <w:tcMar>
               <w:top w:type="dxa" w:w="0"/>
               <w:left w:type="dxa" w:w="0"/>
-              <w:bottom w:type="dxa" w:w="0"/>
+              <w:bottom w:type="dxa" w:w="200"/>
               <w:right w:type="dxa" w:w="0"/>
             </w:tcMar>
           </w:tcPr>
@@ -237,9 +231,6 @@
           <w:insideH w:val="none" w:color="FFFFFF" w:sz="0"/>
           <w:insideV w:val="none" w:color="FFFFFF" w:sz="0"/>
         </w:tblBorders>
-        <w:tblCellMar>
-          <w:bottom w:type="dxa" w:w="200"/>
-        </w:tblCellMar>
       </w:tblPr>
       <w:tblGrid>
         <w:gridCol w:w="4680"/>
@@ -255,7 +246,7 @@
             <w:tcMar>
               <w:top w:type="dxa" w:w="0"/>
               <w:left w:type="dxa" w:w="0"/>
-              <w:bottom w:type="dxa" w:w="0"/>
+              <w:bottom w:type="dxa" w:w="200"/>
               <w:right w:type="dxa" w:w="160"/>
             </w:tcMar>
           </w:tcPr>
@@ -280,7 +271,7 @@
             <w:tcMar>
               <w:top w:type="dxa" w:w="0"/>
               <w:left w:type="dxa" w:w="0"/>
-              <w:bottom w:type="dxa" w:w="0"/>
+              <w:bottom w:type="dxa" w:w="200"/>
               <w:right w:type="dxa" w:w="0"/>
             </w:tcMar>
           </w:tcPr>
@@ -312,9 +303,6 @@
           <w:insideH w:val="none" w:color="FFFFFF" w:sz="0"/>
           <w:insideV w:val="none" w:color="FFFFFF" w:sz="0"/>
         </w:tblBorders>
-        <w:tblCellMar>
-          <w:bottom w:type="dxa" w:w="200"/>
-        </w:tblCellMar>
       </w:tblPr>
       <w:tblGrid>
         <w:gridCol w:w="4680"/>
@@ -330,7 +318,7 @@
             <w:tcMar>
               <w:top w:type="dxa" w:w="0"/>
               <w:left w:type="dxa" w:w="0"/>
-              <w:bottom w:type="dxa" w:w="0"/>
+              <w:bottom w:type="dxa" w:w="200"/>
               <w:right w:type="dxa" w:w="160"/>
             </w:tcMar>
           </w:tcPr>
@@ -355,7 +343,7 @@
             <w:tcMar>
               <w:top w:type="dxa" w:w="0"/>
               <w:left w:type="dxa" w:w="0"/>
-              <w:bottom w:type="dxa" w:w="0"/>
+              <w:bottom w:type="dxa" w:w="200"/>
               <w:right w:type="dxa" w:w="0"/>
             </w:tcMar>
           </w:tcPr>
@@ -387,9 +375,6 @@
           <w:insideH w:val="none" w:color="FFFFFF" w:sz="0"/>
           <w:insideV w:val="none" w:color="FFFFFF" w:sz="0"/>
         </w:tblBorders>
-        <w:tblCellMar>
-          <w:bottom w:type="dxa" w:w="200"/>
-        </w:tblCellMar>
       </w:tblPr>
       <w:tblGrid>
         <w:gridCol w:w="4680"/>
@@ -405,7 +390,7 @@
             <w:tcMar>
               <w:top w:type="dxa" w:w="0"/>
               <w:left w:type="dxa" w:w="0"/>
-              <w:bottom w:type="dxa" w:w="0"/>
+              <w:bottom w:type="dxa" w:w="200"/>
               <w:right w:type="dxa" w:w="160"/>
             </w:tcMar>
           </w:tcPr>
@@ -430,7 +415,7 @@
             <w:tcMar>
               <w:top w:type="dxa" w:w="0"/>
               <w:left w:type="dxa" w:w="0"/>
-              <w:bottom w:type="dxa" w:w="0"/>
+              <w:bottom w:type="dxa" w:w="200"/>
               <w:right w:type="dxa" w:w="0"/>
             </w:tcMar>
           </w:tcPr>
@@ -462,9 +447,6 @@
           <w:insideH w:val="none" w:color="FFFFFF" w:sz="0"/>
           <w:insideV w:val="none" w:color="FFFFFF" w:sz="0"/>
         </w:tblBorders>
-        <w:tblCellMar>
-          <w:bottom w:type="dxa" w:w="200"/>
-        </w:tblCellMar>
       </w:tblPr>
       <w:tblGrid>
         <w:gridCol w:w="4680"/>
@@ -480,7 +462,7 @@
             <w:tcMar>
               <w:top w:type="dxa" w:w="0"/>
               <w:left w:type="dxa" w:w="0"/>
-              <w:bottom w:type="dxa" w:w="0"/>
+              <w:bottom w:type="dxa" w:w="200"/>
               <w:right w:type="dxa" w:w="160"/>
             </w:tcMar>
           </w:tcPr>
@@ -505,7 +487,7 @@
             <w:tcMar>
               <w:top w:type="dxa" w:w="0"/>
               <w:left w:type="dxa" w:w="0"/>
-              <w:bottom w:type="dxa" w:w="0"/>
+              <w:bottom w:type="dxa" w:w="200"/>
               <w:right w:type="dxa" w:w="0"/>
             </w:tcMar>
           </w:tcPr>
